--- a/dz1/отчет по ДЗ1 - Пенов Михаил иу5-23б.docx
+++ b/dz1/отчет по ДЗ1 - Пенов Михаил иу5-23б.docx
@@ -897,7 +897,27 @@
                 <w:szCs w:val="28"/>
                 <w14:ligatures w14:val="none"/>
               </w:rPr>
-              <w:t>Выполнил: студент гр. ИУ5-21Б</w:t>
+              <w:t>Выполнил: студент гр. ИУ5-2</w:t>
+            </w:r>
+            <w:r>
+              <w:rPr>
+                <w:rFonts w:ascii="Times New Roman" w:eastAsia="Times New Roman" w:hAnsi="Times New Roman" w:cs="Times New Roman"/>
+                <w:kern w:val="0"/>
+                <w:sz w:val="28"/>
+                <w:szCs w:val="28"/>
+                <w14:ligatures w14:val="none"/>
+              </w:rPr>
+              <w:t>3</w:t>
+            </w:r>
+            <w:r>
+              <w:rPr>
+                <w:rFonts w:ascii="Times New Roman" w:eastAsia="Times New Roman" w:hAnsi="Times New Roman" w:cs="Times New Roman"/>
+                <w:kern w:val="0"/>
+                <w:sz w:val="28"/>
+                <w:szCs w:val="28"/>
+                <w14:ligatures w14:val="none"/>
+              </w:rPr>
+              <w:t>Б</w:t>
             </w:r>
           </w:p>
         </w:tc>
